--- a/candidatura-its-albatros-2026/03_Allegato3_Insussistenza_conflitto_interessi_Mirabella.docx
+++ b/candidatura-its-albatros-2026/03_Allegato3_Insussistenza_conflitto_interessi_Mirabella.docx
@@ -74,7 +74,7 @@
           <w:i w:val="0"/>
           <w:sz w:val="22"/>
         </w:rPr>
-        <w:t>Il sottoscritto Bruno Carmelo Mirabella, nato a Catania (CT)  [VERIFICARE] (prov. CT) il 22/12/1987, C.F. [CODICE FISCALE – DA COMPILARE], residente a Catania (CT) – CAP [CAP] – in Via [VIA E N. CIVICO – DA COMPILARE], indirizzo e-mail brunocmirabella@gmail.com, tel. (+39) 393 745 8888, professione: Formatore ed Esperto di Intelligenza Artificiale (P.IVA 06193360879), coinvolto con incarico di Docente/Formatore per il modulo «Alfabetizzazione IA per l'e-commerce» (18 ore) nell'ambito dei percorsi ITS Academy E-Commerce Manager – Ed. 17 Bronte (CT), Ed. 19 Palagonia (CT), Ed. 15 Catania,</w:t>
+        <w:t>Il sottoscritto Bruno Carmelo Mirabella, nato a Catania (CT) (prov. CT) il 22/12/1987, C.F. MRBBNC87T22C351P, residente a Catania (CT) – CAP 95124 – in Via Ofelia n. 35, indirizzo e-mail brunocmirabella@gmail.com, tel. (+39) 393 745 8888, professione: Formatore ed Esperto di Intelligenza Artificiale (P.IVA 06193360879), coinvolto con incarico di Docente/Formatore per il modulo «Alfabetizzazione IA per l'e-commerce» (18 ore) nell'ambito dei percorsi ITS Academy E-Commerce Manager – Ed. 17 Bronte (CT), Ed. 19 Palagonia (CT), Ed. 15 Catania,</w:t>
       </w:r>
     </w:p>
     <w:p>

--- a/candidatura-its-albatros-2026/03_Allegato3_Insussistenza_conflitto_interessi_Mirabella.docx
+++ b/candidatura-its-albatros-2026/03_Allegato3_Insussistenza_conflitto_interessi_Mirabella.docx
@@ -177,7 +177,20 @@
           <w:i w:val="0"/>
           <w:sz w:val="22"/>
         </w:rPr>
-        <w:t>Luogo e data: Catania, ____ luglio 2026</w:t>
+        <w:t>Luogo e data: Catania, 4 luglio 2026</w:t>
+      </w:r>
+    </w:p>
+    <w:p>
+      <w:pPr>
+        <w:spacing w:after="0"/>
+      </w:pPr>
+      <w:r>
+        <w:rPr>
+          <w:b w:val="0"/>
+          <w:i w:val="0"/>
+          <w:sz w:val="22"/>
+        </w:rPr>
+        <w:t>Firma del dichiarante</w:t>
       </w:r>
     </w:p>
     <w:p>
@@ -185,12 +198,38 @@
         <w:spacing w:after="120"/>
       </w:pPr>
       <w:r>
-        <w:rPr>
-          <w:b w:val="0"/>
-          <w:i w:val="0"/>
-          <w:sz w:val="22"/>
-        </w:rPr>
-        <w:t>Firma del dichiarante  ____________________________</w:t>
+        <w:drawing>
+          <wp:inline xmlns:a="http://schemas.openxmlformats.org/drawingml/2006/main" xmlns:pic="http://schemas.openxmlformats.org/drawingml/2006/picture">
+            <wp:extent cx="1512000" cy="274909"/>
+            <wp:docPr id="1" name="Picture 1"/>
+            <wp:cNvGraphicFramePr>
+              <a:graphicFrameLocks noChangeAspect="1"/>
+            </wp:cNvGraphicFramePr>
+            <a:graphic>
+              <a:graphicData uri="http://schemas.openxmlformats.org/drawingml/2006/picture">
+                <pic:pic>
+                  <pic:nvPicPr>
+                    <pic:cNvPr id="0" name="firma.png"/>
+                    <pic:cNvPicPr/>
+                  </pic:nvPicPr>
+                  <pic:blipFill>
+                    <a:blip r:embed="rId9"/>
+                    <a:stretch>
+                      <a:fillRect/>
+                    </a:stretch>
+                  </pic:blipFill>
+                  <pic:spPr>
+                    <a:xfrm>
+                      <a:off x="0" y="0"/>
+                      <a:ext cx="1512000" cy="274909"/>
+                    </a:xfrm>
+                    <a:prstGeom prst="rect"/>
+                  </pic:spPr>
+                </pic:pic>
+              </a:graphicData>
+            </a:graphic>
+          </wp:inline>
+        </w:drawing>
       </w:r>
     </w:p>
     <w:p>
